--- a/paper/RESULTS_BOARD.docx
+++ b/paper/RESULTS_BOARD.docx
@@ -917,7 +917,7 @@
           </w:tcPr>
           <w:p>
             <w:r>
-              <w:t>1,781 (~6.5× spectra per molecule)</w:t>
+              <w:t>1,780 (~6.5× spectra per molecule)</w:t>
             </w:r>
           </w:p>
         </w:tc>
@@ -962,6 +962,217 @@
           <w:p>
             <w:r>
               <w:t>11,540/11,540 (index-N link OK)</w:t>
+            </w:r>
+          </w:p>
+        </w:tc>
+      </w:tr>
+    </w:tbl>
+    <w:p/>
+    <w:p>
+      <w:pPr>
+        <w:pStyle w:val="Heading2"/>
+      </w:pPr>
+      <w:r>
+        <w:t>D0. IK1-deduped handout (recommended free-form)</w:t>
+      </w:r>
+    </w:p>
+    <w:p>
+      <w:r>
+        <w:rPr>
+          <w:b w:val="0"/>
+          <w:sz w:val="22"/>
+        </w:rPr>
+        <w:t>Policy: 1 spectrum per true InChIKey first block per official fold; prefer max neighbor NIST hits, then min HNSW index. Script: scripts/dedupe_msg_hnsw_handout_by_ik1.py (copies parent prompts).</w:t>
+      </w:r>
+    </w:p>
+    <w:tbl>
+      <w:tblPr>
+        <w:tblStyle w:val="TableGrid"/>
+        <w:tblW w:type="auto" w:w="0"/>
+        <w:tblLook w:firstColumn="1" w:firstRow="1" w:lastColumn="0" w:lastRow="0" w:noHBand="0" w:noVBand="1" w:val="04A0"/>
+      </w:tblPr>
+      <w:tblGrid>
+        <w:gridCol w:w="4320"/>
+        <w:gridCol w:w="4320"/>
+      </w:tblGrid>
+      <w:tr>
+        <w:tc>
+          <w:tcPr>
+            <w:tcW w:type="dxa" w:w="4320"/>
+          </w:tcPr>
+          <w:p>
+            <w:r>
+              <w:rPr>
+                <w:b/>
+              </w:rPr>
+              <w:t>Item</w:t>
+            </w:r>
+          </w:p>
+        </w:tc>
+        <w:tc>
+          <w:tcPr>
+            <w:tcW w:type="dxa" w:w="4320"/>
+          </w:tcPr>
+          <w:p>
+            <w:r>
+              <w:rPr>
+                <w:b/>
+              </w:rPr>
+              <w:t>Value</w:t>
+            </w:r>
+          </w:p>
+        </w:tc>
+      </w:tr>
+      <w:tr>
+        <w:tc>
+          <w:tcPr>
+            <w:tcW w:type="dxa" w:w="4320"/>
+          </w:tcPr>
+          <w:p>
+            <w:r>
+              <w:t>n spectra (= unique IK1)</w:t>
+            </w:r>
+          </w:p>
+        </w:tc>
+        <w:tc>
+          <w:tcPr>
+            <w:tcW w:type="dxa" w:w="4320"/>
+          </w:tcPr>
+          <w:p>
+            <w:r>
+              <w:t>1,780</w:t>
+            </w:r>
+          </w:p>
+        </w:tc>
+      </w:tr>
+      <w:tr>
+        <w:tc>
+          <w:tcPr>
+            <w:tcW w:type="dxa" w:w="4320"/>
+          </w:tcPr>
+          <w:p>
+            <w:r>
+              <w:t>train / val / test</w:t>
+            </w:r>
+          </w:p>
+        </w:tc>
+        <w:tc>
+          <w:tcPr>
+            <w:tcW w:type="dxa" w:w="4320"/>
+          </w:tcPr>
+          <w:p>
+            <w:r>
+              <w:t>1,652 / 75 / 53</w:t>
+            </w:r>
+          </w:p>
+        </w:tc>
+      </w:tr>
+      <w:tr>
+        <w:tc>
+          <w:tcPr>
+            <w:tcW w:type="dxa" w:w="4320"/>
+          </w:tcPr>
+          <w:p>
+            <w:r>
+              <w:t>Parent pack</w:t>
+            </w:r>
+          </w:p>
+        </w:tc>
+        <w:tc>
+          <w:tcPr>
+            <w:tcW w:type="dxa" w:w="4320"/>
+          </w:tcPr>
+          <w:p>
+            <w:r>
+              <w:t>11,540 spectra</w:t>
+            </w:r>
+          </w:p>
+        </w:tc>
+      </w:tr>
+      <w:tr>
+        <w:tc>
+          <w:tcPr>
+            <w:tcW w:type="dxa" w:w="4320"/>
+          </w:tcPr>
+          <w:p>
+            <w:r>
+              <w:t>Dropped replicates</w:t>
+            </w:r>
+          </w:p>
+        </w:tc>
+        <w:tc>
+          <w:tcPr>
+            <w:tcW w:type="dxa" w:w="4320"/>
+          </w:tcPr>
+          <w:p>
+            <w:r>
+              <w:t>9,760</w:t>
+            </w:r>
+          </w:p>
+        </w:tc>
+      </w:tr>
+      <w:tr>
+        <w:tc>
+          <w:tcPr>
+            <w:tcW w:type="dxa" w:w="4320"/>
+          </w:tcPr>
+          <w:p>
+            <w:r>
+              <w:t>Handout</w:t>
+            </w:r>
+          </w:p>
+        </w:tc>
+        <w:tc>
+          <w:tcPr>
+            <w:tcW w:type="dxa" w:w="4320"/>
+          </w:tcPr>
+          <w:p>
+            <w:r>
+              <w:t>Desktop\MSG_HNSW_dedup_ik1_nist_neigh_handout</w:t>
+            </w:r>
+          </w:p>
+        </w:tc>
+      </w:tr>
+      <w:tr>
+        <w:tc>
+          <w:tcPr>
+            <w:tcW w:type="dxa" w:w="4320"/>
+          </w:tcPr>
+          <w:p>
+            <w:r>
+              <w:t>Sealed</w:t>
+            </w:r>
+          </w:p>
+        </w:tc>
+        <w:tc>
+          <w:tcPr>
+            <w:tcW w:type="dxa" w:w="4320"/>
+          </w:tcPr>
+          <w:p>
+            <w:r>
+              <w:t>Desktop\MSG_HNSW_dedup_ik1_nist_neigh_SEALED_truth</w:t>
+            </w:r>
+          </w:p>
+        </w:tc>
+      </w:tr>
+      <w:tr>
+        <w:tc>
+          <w:tcPr>
+            <w:tcW w:type="dxa" w:w="4320"/>
+          </w:tcPr>
+          <w:p>
+            <w:r>
+              <w:t>Grok zip</w:t>
+            </w:r>
+          </w:p>
+        </w:tc>
+        <w:tc>
+          <w:tcPr>
+            <w:tcW w:type="dxa" w:w="4320"/>
+          </w:tcPr>
+          <w:p>
+            <w:r>
+              <w:t>Desktop\MSG_HNSW_dedup_ik1_nist_neigh_GROK_handout.zip</w:t>
             </w:r>
           </w:p>
         </w:tc>
@@ -1131,7 +1342,7 @@
         <w:pStyle w:val="Heading2"/>
       </w:pPr>
       <w:r>
-        <w:t>D2. Frontier API cost order (valid free-form on all 11,540)</w:t>
+        <w:t>D2. Frontier API cost order (valid free-form)</w:t>
       </w:r>
     </w:p>
     <w:p>
@@ -1150,13 +1361,14 @@
         <w:tblLook w:firstColumn="1" w:firstRow="1" w:lastColumn="0" w:lastRow="0" w:noHBand="0" w:noVBand="1" w:val="04A0"/>
       </w:tblPr>
       <w:tblGrid>
-        <w:gridCol w:w="4320"/>
-        <w:gridCol w:w="4320"/>
+        <w:gridCol w:w="2880"/>
+        <w:gridCol w:w="2880"/>
+        <w:gridCol w:w="2880"/>
       </w:tblGrid>
       <w:tr>
         <w:tc>
           <w:tcPr>
-            <w:tcW w:type="dxa" w:w="4320"/>
+            <w:tcW w:type="dxa" w:w="2880"/>
           </w:tcPr>
           <w:p>
             <w:r>
@@ -1169,14 +1381,27 @@
         </w:tc>
         <w:tc>
           <w:tcPr>
-            <w:tcW w:type="dxa" w:w="4320"/>
+            <w:tcW w:type="dxa" w:w="2880"/>
           </w:tcPr>
           <w:p>
             <w:r>
               <w:rPr>
                 <w:b/>
               </w:rPr>
-              <w:t>Order-of-magnitude USD</w:t>
+              <w:t>Full 11,540</w:t>
+            </w:r>
+          </w:p>
+        </w:tc>
+        <w:tc>
+          <w:tcPr>
+            <w:tcW w:type="dxa" w:w="2880"/>
+          </w:tcPr>
+          <w:p>
+            <w:r>
+              <w:rPr>
+                <w:b/>
+              </w:rPr>
+              <w:t>Deduped 1,780</w:t>
             </w:r>
           </w:p>
         </w:tc>
@@ -1184,7 +1409,7 @@
       <w:tr>
         <w:tc>
           <w:tcPr>
-            <w:tcW w:type="dxa" w:w="4320"/>
+            <w:tcW w:type="dxa" w:w="2880"/>
           </w:tcPr>
           <w:p>
             <w:r>
@@ -1194,11 +1419,21 @@
         </w:tc>
         <w:tc>
           <w:tcPr>
-            <w:tcW w:type="dxa" w:w="4320"/>
+            <w:tcW w:type="dxa" w:w="2880"/>
           </w:tcPr>
           <w:p>
             <w:r>
-              <w:t>~$1.5k–$5k+ (thinking can explode)</w:t>
+              <w:t>~$1.5k–$5k+</w:t>
+            </w:r>
+          </w:p>
+        </w:tc>
+        <w:tc>
+          <w:tcPr>
+            <w:tcW w:type="dxa" w:w="2880"/>
+          </w:tcPr>
+          <w:p>
+            <w:r>
+              <w:t>~$0.2k–$0.8k+</w:t>
             </w:r>
           </w:p>
         </w:tc>
@@ -1206,7 +1441,7 @@
       <w:tr>
         <w:tc>
           <w:tcPr>
-            <w:tcW w:type="dxa" w:w="4320"/>
+            <w:tcW w:type="dxa" w:w="2880"/>
           </w:tcPr>
           <w:p>
             <w:r>
@@ -1216,7 +1451,7 @@
         </w:tc>
         <w:tc>
           <w:tcPr>
-            <w:tcW w:type="dxa" w:w="4320"/>
+            <w:tcW w:type="dxa" w:w="2880"/>
           </w:tcPr>
           <w:p>
             <w:r>
@@ -1224,11 +1459,21 @@
             </w:r>
           </w:p>
         </w:tc>
+        <w:tc>
+          <w:tcPr>
+            <w:tcW w:type="dxa" w:w="2880"/>
+          </w:tcPr>
+          <w:p>
+            <w:r>
+              <w:t>~$90–$300</w:t>
+            </w:r>
+          </w:p>
+        </w:tc>
       </w:tr>
       <w:tr>
         <w:tc>
           <w:tcPr>
-            <w:tcW w:type="dxa" w:w="4320"/>
+            <w:tcW w:type="dxa" w:w="2880"/>
           </w:tcPr>
           <w:p>
             <w:r>
@@ -1238,7 +1483,7 @@
         </w:tc>
         <w:tc>
           <w:tcPr>
-            <w:tcW w:type="dxa" w:w="4320"/>
+            <w:tcW w:type="dxa" w:w="2880"/>
           </w:tcPr>
           <w:p>
             <w:r>
@@ -1246,11 +1491,21 @@
             </w:r>
           </w:p>
         </w:tc>
+        <w:tc>
+          <w:tcPr>
+            <w:tcW w:type="dxa" w:w="2880"/>
+          </w:tcPr>
+          <w:p>
+            <w:r>
+              <w:t>~$40–$180</w:t>
+            </w:r>
+          </w:p>
+        </w:tc>
       </w:tr>
       <w:tr>
         <w:tc>
           <w:tcPr>
-            <w:tcW w:type="dxa" w:w="4320"/>
+            <w:tcW w:type="dxa" w:w="2880"/>
           </w:tcPr>
           <w:p>
             <w:r>
@@ -1260,11 +1515,21 @@
         </w:tc>
         <w:tc>
           <w:tcPr>
-            <w:tcW w:type="dxa" w:w="4320"/>
+            <w:tcW w:type="dxa" w:w="2880"/>
           </w:tcPr>
           <w:p>
             <w:r>
               <w:t>~$50–$400</w:t>
+            </w:r>
+          </w:p>
+        </w:tc>
+        <w:tc>
+          <w:tcPr>
+            <w:tcW w:type="dxa" w:w="2880"/>
+          </w:tcPr>
+          <w:p>
+            <w:r>
+              <w:t>~$8–$60</w:t>
             </w:r>
           </w:p>
         </w:tc>
@@ -1277,7 +1542,7 @@
           <w:b w:val="0"/>
           <w:sz w:val="22"/>
         </w:rPr>
-        <w:t>Recommendation: meter a 20-sample pilot; prefer Sonnet or Grok API; report unique-molecule + fold-stratified metrics.</w:t>
+        <w:t>Recommendation: free-form on deduped 1,780 (or ids_test first); meter a 20-sample pilot; prefer Sonnet or Grok API.</w:t>
       </w:r>
     </w:p>
     <w:p>
@@ -1293,7 +1558,7 @@
         <w:pStyle w:val="ListNumber"/>
       </w:pPr>
       <w:r>
-        <w:t>Finish valid free-form on frozen prompts (285 strict and/or deduped 11,540).</w:t>
+        <w:t>Finish valid free-form on frozen prompts (285 strict and/or deduped 1,780).</w:t>
       </w:r>
     </w:p>
     <w:p>
@@ -1317,7 +1582,7 @@
         <w:pStyle w:val="ListNumber"/>
       </w:pPr>
       <w:r>
-        <w:t>Tables: spectrum-level + unique-IK1; never mix invalid Grok bulk with free-form rows.</w:t>
+        <w:t>Tables: spectrum-level (full 11,540) + unique-IK1 (dedup pack); never mix invalid bulk with free-form.</w:t>
       </w:r>
     </w:p>
     <w:p>

--- a/paper/RESULTS_BOARD.docx
+++ b/paper/RESULTS_BOARD.docx
@@ -973,7 +973,7 @@
         <w:pStyle w:val="Heading2"/>
       </w:pPr>
       <w:r>
-        <w:t>D0. IK1-deduped handout (recommended free-form)</w:t>
+        <w:t>D0. Recommended free-form: test fold only (n=64, no dedupe)</w:t>
       </w:r>
     </w:p>
     <w:p>
@@ -982,7 +982,7 @@
           <w:b w:val="0"/>
           <w:sz w:val="22"/>
         </w:rPr>
-        <w:t>Policy: 1 spectrum per true InChIKey first block per official fold; prefer max neighbor NIST hits, then min HNSW index. Script: scripts/dedupe_msg_hnsw_handout_by_ik1.py (copies parent prompts).</w:t>
+        <w:t>All official fold=test spectra from the HNSW block — original test count preserved (not IK1-deduped). Script: scripts/subset_msg_hnsw_handout_by_fold.py --fold test.</w:t>
       </w:r>
     </w:p>
     <w:tbl>
@@ -1030,7 +1030,7 @@
           </w:tcPr>
           <w:p>
             <w:r>
-              <w:t>n spectra (= unique IK1)</w:t>
+              <w:t>n spectra</w:t>
             </w:r>
           </w:p>
         </w:tc>
@@ -1040,7 +1040,7 @@
           </w:tcPr>
           <w:p>
             <w:r>
-              <w:t>1,780</w:t>
+              <w:t>64 (= parent test count)</w:t>
             </w:r>
           </w:p>
         </w:tc>
@@ -1052,7 +1052,7 @@
           </w:tcPr>
           <w:p>
             <w:r>
-              <w:t>train / val / test</w:t>
+              <w:t>Unique IK1 inside</w:t>
             </w:r>
           </w:p>
         </w:tc>
@@ -1062,7 +1062,7 @@
           </w:tcPr>
           <w:p>
             <w:r>
-              <w:t>1,652 / 75 / 53</w:t>
+              <w:t>53</w:t>
             </w:r>
           </w:p>
         </w:tc>
@@ -1074,7 +1074,7 @@
           </w:tcPr>
           <w:p>
             <w:r>
-              <w:t>Parent pack</w:t>
+              <w:t>Dedupe?</w:t>
             </w:r>
           </w:p>
         </w:tc>
@@ -1084,29 +1084,7 @@
           </w:tcPr>
           <w:p>
             <w:r>
-              <w:t>11,540 spectra</w:t>
-            </w:r>
-          </w:p>
-        </w:tc>
-      </w:tr>
-      <w:tr>
-        <w:tc>
-          <w:tcPr>
-            <w:tcW w:type="dxa" w:w="4320"/>
-          </w:tcPr>
-          <w:p>
-            <w:r>
-              <w:t>Dropped replicates</w:t>
-            </w:r>
-          </w:p>
-        </w:tc>
-        <w:tc>
-          <w:tcPr>
-            <w:tcW w:type="dxa" w:w="4320"/>
-          </w:tcPr>
-          <w:p>
-            <w:r>
-              <w:t>9,760</w:t>
+              <w:t>No</w:t>
             </w:r>
           </w:p>
         </w:tc>
@@ -1128,7 +1106,7 @@
           </w:tcPr>
           <w:p>
             <w:r>
-              <w:t>Desktop\MSG_HNSW_dedup_ik1_nist_neigh_handout</w:t>
+              <w:t>Desktop\MSG_HNSW_test64_nist_neigh_handout</w:t>
             </w:r>
           </w:p>
         </w:tc>
@@ -1150,7 +1128,7 @@
           </w:tcPr>
           <w:p>
             <w:r>
-              <w:t>Desktop\MSG_HNSW_dedup_ik1_nist_neigh_SEALED_truth</w:t>
+              <w:t>Desktop\MSG_HNSW_test64_nist_neigh_SEALED_truth</w:t>
             </w:r>
           </w:p>
         </w:tc>
@@ -1172,13 +1150,22 @@
           </w:tcPr>
           <w:p>
             <w:r>
-              <w:t>Desktop\MSG_HNSW_dedup_ik1_nist_neigh_GROK_handout.zip</w:t>
+              <w:t>Desktop\MSG_HNSW_test64_nist_neigh_GROK_handout.zip</w:t>
             </w:r>
           </w:p>
         </w:tc>
       </w:tr>
     </w:tbl>
     <w:p/>
+    <w:p>
+      <w:r>
+        <w:rPr>
+          <w:b w:val="0"/>
+          <w:sz w:val="22"/>
+        </w:rPr>
+        <w:t>Still not full official MSG test (17,556). Optional larger packs: IK1-deduped 1,780; full 11,540.</w:t>
+      </w:r>
+    </w:p>
     <w:p>
       <w:pPr>
         <w:pStyle w:val="Heading2"/>

--- a/paper/RESULTS_BOARD.docx
+++ b/paper/RESULTS_BOARD.docx
@@ -1171,6 +1171,230 @@
         <w:pStyle w:val="Heading2"/>
       </w:pPr>
       <w:r>
+        <w:t>D0b. Grok Heavy free-form on test64 (valid arm)</w:t>
+      </w:r>
+    </w:p>
+    <w:tbl>
+      <w:tblPr>
+        <w:tblStyle w:val="TableGrid"/>
+        <w:tblW w:type="auto" w:w="0"/>
+        <w:tblLook w:firstColumn="1" w:firstRow="1" w:lastColumn="0" w:lastRow="0" w:noHBand="0" w:noVBand="1" w:val="04A0"/>
+      </w:tblPr>
+      <w:tblGrid>
+        <w:gridCol w:w="4320"/>
+        <w:gridCol w:w="4320"/>
+      </w:tblGrid>
+      <w:tr>
+        <w:tc>
+          <w:tcPr>
+            <w:tcW w:type="dxa" w:w="4320"/>
+          </w:tcPr>
+          <w:p>
+            <w:r>
+              <w:rPr>
+                <w:b/>
+              </w:rPr>
+              <w:t>Metric</w:t>
+            </w:r>
+          </w:p>
+        </w:tc>
+        <w:tc>
+          <w:tcPr>
+            <w:tcW w:type="dxa" w:w="4320"/>
+          </w:tcPr>
+          <w:p>
+            <w:r>
+              <w:rPr>
+                <w:b/>
+              </w:rPr>
+              <w:t>Value</w:t>
+            </w:r>
+          </w:p>
+        </w:tc>
+      </w:tr>
+      <w:tr>
+        <w:tc>
+          <w:tcPr>
+            <w:tcW w:type="dxa" w:w="4320"/>
+          </w:tcPr>
+          <w:p>
+            <w:r>
+              <w:t>n</w:t>
+            </w:r>
+          </w:p>
+        </w:tc>
+        <w:tc>
+          <w:tcPr>
+            <w:tcW w:type="dxa" w:w="4320"/>
+          </w:tcPr>
+          <w:p>
+            <w:r>
+              <w:t>64 (0 missing)</w:t>
+            </w:r>
+          </w:p>
+        </w:tc>
+      </w:tr>
+      <w:tr>
+        <w:tc>
+          <w:tcPr>
+            <w:tcW w:type="dxa" w:w="4320"/>
+          </w:tcPr>
+          <w:p>
+            <w:r>
+              <w:t>IK1</w:t>
+            </w:r>
+          </w:p>
+        </w:tc>
+        <w:tc>
+          <w:tcPr>
+            <w:tcW w:type="dxa" w:w="4320"/>
+          </w:tcPr>
+          <w:p>
+            <w:r>
+              <w:t>10/64 (15.6%)</w:t>
+            </w:r>
+          </w:p>
+        </w:tc>
+      </w:tr>
+      <w:tr>
+        <w:tc>
+          <w:tcPr>
+            <w:tcW w:type="dxa" w:w="4320"/>
+          </w:tcPr>
+          <w:p>
+            <w:r>
+              <w:t>Exact SMILES</w:t>
+            </w:r>
+          </w:p>
+        </w:tc>
+        <w:tc>
+          <w:tcPr>
+            <w:tcW w:type="dxa" w:w="4320"/>
+          </w:tcPr>
+          <w:p>
+            <w:r>
+              <w:t>8/64 (12.5%)</w:t>
+            </w:r>
+          </w:p>
+        </w:tc>
+      </w:tr>
+      <w:tr>
+        <w:tc>
+          <w:tcPr>
+            <w:tcW w:type="dxa" w:w="4320"/>
+          </w:tcPr>
+          <w:p>
+            <w:r>
+              <w:t>Formula</w:t>
+            </w:r>
+          </w:p>
+        </w:tc>
+        <w:tc>
+          <w:tcPr>
+            <w:tcW w:type="dxa" w:w="4320"/>
+          </w:tcPr>
+          <w:p>
+            <w:r>
+              <w:t>19/64 (29.7%)</w:t>
+            </w:r>
+          </w:p>
+        </w:tc>
+      </w:tr>
+      <w:tr>
+        <w:tc>
+          <w:tcPr>
+            <w:tcW w:type="dxa" w:w="4320"/>
+          </w:tcPr>
+          <w:p>
+            <w:r>
+              <w:t>T ≥ 0.7 / ≥ 0.85</w:t>
+            </w:r>
+          </w:p>
+        </w:tc>
+        <w:tc>
+          <w:tcPr>
+            <w:tcW w:type="dxa" w:w="4320"/>
+          </w:tcPr>
+          <w:p>
+            <w:r>
+              <w:t>13/64 (20.3%) / 10/64 (15.6%)</w:t>
+            </w:r>
+          </w:p>
+        </w:tc>
+      </w:tr>
+      <w:tr>
+        <w:tc>
+          <w:tcPr>
+            <w:tcW w:type="dxa" w:w="4320"/>
+          </w:tcPr>
+          <w:p>
+            <w:r>
+              <w:t>Unique-mol IK1 any-hit</w:t>
+            </w:r>
+          </w:p>
+        </w:tc>
+        <w:tc>
+          <w:tcPr>
+            <w:tcW w:type="dxa" w:w="4320"/>
+          </w:tcPr>
+          <w:p>
+            <w:r>
+              <w:t>9/53 (17.0%)</w:t>
+            </w:r>
+          </w:p>
+        </w:tc>
+      </w:tr>
+      <w:tr>
+        <w:tc>
+          <w:tcPr>
+            <w:tcW w:type="dxa" w:w="4320"/>
+          </w:tcPr>
+          <w:p>
+            <w:r>
+              <w:t>Buckets</w:t>
+            </w:r>
+          </w:p>
+        </w:tc>
+        <w:tc>
+          <w:tcPr>
+            <w:tcW w:type="dxa" w:w="4320"/>
+          </w:tcPr>
+          <w:p>
+            <w:r>
+              <w:t>exact 8 · ik1≠exact 2 · similar 3 · formula-only 6 · miss 45</w:t>
+            </w:r>
+          </w:p>
+        </w:tc>
+      </w:tr>
+      <w:tr>
+        <w:tc>
+          <w:tcPr>
+            <w:tcW w:type="dxa" w:w="4320"/>
+          </w:tcPr>
+          <w:p>
+            <w:r>
+              <w:t>Free-form validity</w:t>
+            </w:r>
+          </w:p>
+        </w:tc>
+        <w:tc>
+          <w:tcPr>
+            <w:tcW w:type="dxa" w:w="4320"/>
+          </w:tcPr>
+          <w:p>
+            <w:r>
+              <w:t>Likely valid (substantive per-sample rationales)</w:t>
+            </w:r>
+          </w:p>
+        </w:tc>
+      </w:tr>
+    </w:tbl>
+    <w:p/>
+    <w:p>
+      <w:pPr>
+        <w:pStyle w:val="Heading2"/>
+      </w:pPr>
+      <w:r>
         <w:t>D1. Grok return on full 11,540 (INVALID free-form)</w:t>
       </w:r>
     </w:p>
